--- a/Info/PROTOCOLO GLICEMIA EN UCI. V00.docx
+++ b/Info/PROTOCOLO GLICEMIA EN UCI. V00.docx
@@ -541,7 +541,6 @@
         <w:tc>
           <w:tcPr>
             <w:tcW w:w="10538" w:type="dxa"/>
-            <w:shd w:val="clear" w:color="auto" w:fill="auto"/>
             <w:tcMar>
               <w:top w:w="100" w:type="dxa"/>
               <w:left w:w="100" w:type="dxa"/>
@@ -578,7 +577,6 @@
         <w:tc>
           <w:tcPr>
             <w:tcW w:w="10538" w:type="dxa"/>
-            <w:shd w:val="clear" w:color="auto" w:fill="auto"/>
             <w:tcMar>
               <w:top w:w="100" w:type="dxa"/>
               <w:left w:w="100" w:type="dxa"/>
@@ -603,7 +601,7 @@
           </w:p>
           <w:p>
             <w:pPr>
-              <w:pStyle w:val="Prrafodelista"/>
+              <w:pStyle w:val="ListParagraph"/>
               <w:numPr>
                 <w:ilvl w:val="0"/>
                 <w:numId w:val="25"/>
@@ -620,7 +618,7 @@
           </w:p>
           <w:p>
             <w:pPr>
-              <w:pStyle w:val="Prrafodelista"/>
+              <w:pStyle w:val="ListParagraph"/>
               <w:numPr>
                 <w:ilvl w:val="0"/>
                 <w:numId w:val="25"/>
@@ -637,7 +635,7 @@
           </w:p>
           <w:p>
             <w:pPr>
-              <w:pStyle w:val="Prrafodelista"/>
+              <w:pStyle w:val="ListParagraph"/>
               <w:numPr>
                 <w:ilvl w:val="0"/>
                 <w:numId w:val="25"/>
@@ -664,7 +662,6 @@
         <w:tc>
           <w:tcPr>
             <w:tcW w:w="10538" w:type="dxa"/>
-            <w:shd w:val="clear" w:color="auto" w:fill="auto"/>
             <w:tcMar>
               <w:top w:w="100" w:type="dxa"/>
               <w:left w:w="100" w:type="dxa"/>
@@ -702,7 +699,6 @@
         <w:tc>
           <w:tcPr>
             <w:tcW w:w="10538" w:type="dxa"/>
-            <w:shd w:val="clear" w:color="auto" w:fill="auto"/>
             <w:tcMar>
               <w:top w:w="100" w:type="dxa"/>
               <w:left w:w="100" w:type="dxa"/>
@@ -733,7 +729,7 @@
     </w:tbl>
     <w:p>
       <w:pPr>
-        <w:pStyle w:val="Prrafodelista"/>
+        <w:pStyle w:val="ListParagraph"/>
         <w:pBdr>
           <w:top w:val="nil"/>
           <w:left w:val="nil"/>
@@ -755,7 +751,7 @@
     </w:p>
     <w:p>
       <w:pPr>
-        <w:pStyle w:val="Prrafodelista"/>
+        <w:pStyle w:val="ListParagraph"/>
         <w:numPr>
           <w:ilvl w:val="0"/>
           <w:numId w:val="29"/>
@@ -990,7 +986,7 @@
     </w:p>
     <w:p>
       <w:pPr>
-        <w:pStyle w:val="Prrafodelista"/>
+        <w:pStyle w:val="ListParagraph"/>
         <w:pBdr>
           <w:top w:val="nil"/>
           <w:left w:val="nil"/>
@@ -1012,7 +1008,7 @@
     </w:p>
     <w:p>
       <w:pPr>
-        <w:pStyle w:val="Prrafodelista"/>
+        <w:pStyle w:val="ListParagraph"/>
         <w:numPr>
           <w:ilvl w:val="0"/>
           <w:numId w:val="29"/>
@@ -1352,7 +1348,7 @@
     </w:p>
     <w:p>
       <w:pPr>
-        <w:pStyle w:val="Prrafodelista"/>
+        <w:pStyle w:val="ListParagraph"/>
         <w:numPr>
           <w:ilvl w:val="0"/>
           <w:numId w:val="33"/>
@@ -1374,7 +1370,7 @@
     </w:p>
     <w:p>
       <w:pPr>
-        <w:pStyle w:val="Prrafodelista"/>
+        <w:pStyle w:val="ListParagraph"/>
         <w:numPr>
           <w:ilvl w:val="0"/>
           <w:numId w:val="33"/>
@@ -1850,7 +1846,7 @@
     </w:p>
     <w:tbl>
       <w:tblPr>
-        <w:tblStyle w:val="Tablaconcuadrcula"/>
+        <w:tblStyle w:val="TableGrid"/>
         <w:tblW w:w="10690" w:type="dxa"/>
         <w:tblLayout w:type="fixed"/>
         <w:tblLook w:val="04A0" w:firstRow="1" w:lastRow="0" w:firstColumn="1" w:lastColumn="0" w:noHBand="0" w:noVBand="1"/>
@@ -3913,7 +3909,6 @@
         <w:tc>
           <w:tcPr>
             <w:tcW w:w="3512" w:type="dxa"/>
-            <w:shd w:val="clear" w:color="auto" w:fill="auto"/>
             <w:tcMar>
               <w:top w:w="100" w:type="dxa"/>
               <w:left w:w="100" w:type="dxa"/>
@@ -3933,7 +3928,6 @@
         <w:tc>
           <w:tcPr>
             <w:tcW w:w="3513" w:type="dxa"/>
-            <w:shd w:val="clear" w:color="auto" w:fill="auto"/>
             <w:tcMar>
               <w:top w:w="100" w:type="dxa"/>
               <w:left w:w="100" w:type="dxa"/>
@@ -3953,7 +3947,6 @@
         <w:tc>
           <w:tcPr>
             <w:tcW w:w="3513" w:type="dxa"/>
-            <w:shd w:val="clear" w:color="auto" w:fill="auto"/>
             <w:tcMar>
               <w:top w:w="100" w:type="dxa"/>
               <w:left w:w="100" w:type="dxa"/>
@@ -3979,7 +3972,6 @@
               <w:left w:val="single" w:sz="4" w:space="0" w:color="000000"/>
               <w:right w:val="single" w:sz="4" w:space="0" w:color="000000"/>
             </w:tcBorders>
-            <w:shd w:val="clear" w:color="auto" w:fill="auto"/>
           </w:tcPr>
           <w:p>
             <w:pPr>
@@ -4004,7 +3996,6 @@
         <w:tc>
           <w:tcPr>
             <w:tcW w:w="3513" w:type="dxa"/>
-            <w:shd w:val="clear" w:color="auto" w:fill="auto"/>
             <w:tcMar>
               <w:top w:w="100" w:type="dxa"/>
               <w:left w:w="100" w:type="dxa"/>
@@ -4024,7 +4015,6 @@
         <w:tc>
           <w:tcPr>
             <w:tcW w:w="3513" w:type="dxa"/>
-            <w:shd w:val="clear" w:color="auto" w:fill="auto"/>
             <w:tcMar>
               <w:top w:w="100" w:type="dxa"/>
               <w:left w:w="100" w:type="dxa"/>
@@ -4165,7 +4155,7 @@
     </w:p>
     <w:p>
       <w:pPr>
-        <w:pStyle w:val="Prrafodelista"/>
+        <w:pStyle w:val="ListParagraph"/>
         <w:numPr>
           <w:ilvl w:val="0"/>
           <w:numId w:val="18"/>
@@ -4236,253 +4226,15 @@
         <w:jc w:val="both"/>
         <w:rPr>
           <w:color w:val="000000"/>
-          <w:lang w:val="es-419"/>
-        </w:rPr>
-      </w:pPr>
-      <w:proofErr w:type="spellStart"/>
+          <w:lang w:val="en-US"/>
+        </w:rPr>
+      </w:pPr>
       <w:r>
         <w:rPr>
           <w:color w:val="000000"/>
-          <w:lang w:val="es-419"/>
-        </w:rPr>
-        <w:t>Honarmand</w:t>
-      </w:r>
-      <w:proofErr w:type="spellEnd"/>
-      <w:r>
-        <w:rPr>
-          <w:color w:val="000000"/>
-          <w:lang w:val="es-419"/>
-        </w:rPr>
-        <w:t xml:space="preserve"> K, </w:t>
-      </w:r>
-      <w:proofErr w:type="spellStart"/>
-      <w:r>
-        <w:rPr>
-          <w:color w:val="000000"/>
-          <w:lang w:val="es-419"/>
-        </w:rPr>
-        <w:t>Sirimaturos</w:t>
-      </w:r>
-      <w:proofErr w:type="spellEnd"/>
-      <w:r>
-        <w:rPr>
-          <w:color w:val="000000"/>
-          <w:lang w:val="es-419"/>
-        </w:rPr>
-        <w:t xml:space="preserve"> M, </w:t>
-      </w:r>
-      <w:proofErr w:type="spellStart"/>
-      <w:r>
-        <w:rPr>
-          <w:color w:val="000000"/>
-          <w:lang w:val="es-419"/>
-        </w:rPr>
-        <w:t>Hirshberg</w:t>
-      </w:r>
-      <w:proofErr w:type="spellEnd"/>
-      <w:r>
-        <w:rPr>
-          <w:color w:val="000000"/>
-          <w:lang w:val="es-419"/>
-        </w:rPr>
-        <w:t xml:space="preserve"> EL, </w:t>
-      </w:r>
-      <w:proofErr w:type="spellStart"/>
-      <w:r>
-        <w:rPr>
-          <w:color w:val="000000"/>
-          <w:lang w:val="es-419"/>
-        </w:rPr>
-        <w:t>Bircher</w:t>
-      </w:r>
-      <w:proofErr w:type="spellEnd"/>
-      <w:r>
-        <w:rPr>
-          <w:color w:val="000000"/>
-          <w:lang w:val="es-419"/>
-        </w:rPr>
-        <w:t xml:space="preserve"> NG, Agus MSD, </w:t>
-      </w:r>
-      <w:proofErr w:type="spellStart"/>
-      <w:r>
-        <w:rPr>
-          <w:color w:val="000000"/>
-          <w:lang w:val="es-419"/>
-        </w:rPr>
-        <w:t>Carpenter</w:t>
-      </w:r>
-      <w:proofErr w:type="spellEnd"/>
-      <w:r>
-        <w:rPr>
-          <w:color w:val="000000"/>
-          <w:lang w:val="es-419"/>
-        </w:rPr>
-        <w:t xml:space="preserve"> DL,</w:t>
-      </w:r>
-      <w:r>
-        <w:rPr>
-          <w:color w:val="000000"/>
-          <w:lang w:val="es-419"/>
-        </w:rPr>
-        <w:t xml:space="preserve"> et al</w:t>
-      </w:r>
-      <w:r>
-        <w:rPr>
-          <w:color w:val="000000"/>
-          <w:lang w:val="es-419"/>
-        </w:rPr>
-        <w:t xml:space="preserve">. </w:t>
-      </w:r>
-      <w:proofErr w:type="spellStart"/>
-      <w:r>
-        <w:rPr>
-          <w:color w:val="000000"/>
-          <w:lang w:val="es-419"/>
-        </w:rPr>
-        <w:t>Society</w:t>
-      </w:r>
-      <w:proofErr w:type="spellEnd"/>
-      <w:r>
-        <w:rPr>
-          <w:color w:val="000000"/>
-          <w:lang w:val="es-419"/>
-        </w:rPr>
-        <w:t xml:space="preserve"> of </w:t>
-      </w:r>
-      <w:proofErr w:type="spellStart"/>
-      <w:r>
-        <w:rPr>
-          <w:color w:val="000000"/>
-          <w:lang w:val="es-419"/>
-        </w:rPr>
-        <w:t>Critical</w:t>
-      </w:r>
-      <w:proofErr w:type="spellEnd"/>
-      <w:r>
-        <w:rPr>
-          <w:color w:val="000000"/>
-          <w:lang w:val="es-419"/>
-        </w:rPr>
-        <w:t xml:space="preserve"> Care Medicine </w:t>
-      </w:r>
-      <w:proofErr w:type="spellStart"/>
-      <w:r>
-        <w:rPr>
-          <w:color w:val="000000"/>
-          <w:lang w:val="es-419"/>
-        </w:rPr>
-        <w:t>Guidelines</w:t>
-      </w:r>
-      <w:proofErr w:type="spellEnd"/>
-      <w:r>
-        <w:rPr>
-          <w:color w:val="000000"/>
-          <w:lang w:val="es-419"/>
-        </w:rPr>
-        <w:t xml:space="preserve"> </w:t>
-      </w:r>
-      <w:proofErr w:type="spellStart"/>
-      <w:r>
-        <w:rPr>
-          <w:color w:val="000000"/>
-          <w:lang w:val="es-419"/>
-        </w:rPr>
-        <w:t>on</w:t>
-      </w:r>
-      <w:proofErr w:type="spellEnd"/>
-      <w:r>
-        <w:rPr>
-          <w:color w:val="000000"/>
-          <w:lang w:val="es-419"/>
-        </w:rPr>
-        <w:t xml:space="preserve"> </w:t>
-      </w:r>
-      <w:proofErr w:type="spellStart"/>
-      <w:r>
-        <w:rPr>
-          <w:color w:val="000000"/>
-          <w:lang w:val="es-419"/>
-        </w:rPr>
-        <w:t>Glycemic</w:t>
-      </w:r>
-      <w:proofErr w:type="spellEnd"/>
-      <w:r>
-        <w:rPr>
-          <w:color w:val="000000"/>
-          <w:lang w:val="es-419"/>
-        </w:rPr>
-        <w:t xml:space="preserve"> Control for Critically Ill </w:t>
-      </w:r>
-      <w:proofErr w:type="spellStart"/>
-      <w:r>
-        <w:rPr>
-          <w:color w:val="000000"/>
-          <w:lang w:val="es-419"/>
-        </w:rPr>
-        <w:t>Children</w:t>
-      </w:r>
-      <w:proofErr w:type="spellEnd"/>
-      <w:r>
-        <w:rPr>
-          <w:color w:val="000000"/>
-          <w:lang w:val="es-419"/>
-        </w:rPr>
-        <w:t xml:space="preserve"> and </w:t>
-      </w:r>
-      <w:proofErr w:type="spellStart"/>
-      <w:r>
-        <w:rPr>
-          <w:color w:val="000000"/>
-          <w:lang w:val="es-419"/>
-        </w:rPr>
-        <w:t>Adults</w:t>
-      </w:r>
-      <w:proofErr w:type="spellEnd"/>
-      <w:r>
-        <w:rPr>
-          <w:color w:val="000000"/>
-          <w:lang w:val="es-419"/>
-        </w:rPr>
-        <w:t xml:space="preserve"> 2024. </w:t>
-      </w:r>
-      <w:proofErr w:type="spellStart"/>
-      <w:r>
-        <w:rPr>
-          <w:color w:val="000000"/>
-          <w:lang w:val="es-419"/>
-        </w:rPr>
-        <w:t>Crit</w:t>
-      </w:r>
-      <w:proofErr w:type="spellEnd"/>
-      <w:r>
-        <w:rPr>
-          <w:color w:val="000000"/>
-          <w:lang w:val="es-419"/>
-        </w:rPr>
-        <w:t xml:space="preserve"> Care Med. 2024 1;</w:t>
-      </w:r>
-      <w:r>
-        <w:rPr>
-          <w:color w:val="000000"/>
-          <w:lang w:val="es-419"/>
-        </w:rPr>
-        <w:t xml:space="preserve"> </w:t>
-      </w:r>
-      <w:proofErr w:type="gramStart"/>
-      <w:r>
-        <w:rPr>
-          <w:color w:val="000000"/>
-          <w:lang w:val="es-419"/>
-        </w:rPr>
-        <w:t>52:e</w:t>
-      </w:r>
-      <w:proofErr w:type="gramEnd"/>
-      <w:r>
-        <w:rPr>
-          <w:color w:val="000000"/>
-          <w:lang w:val="es-419"/>
-        </w:rPr>
-        <w:t>161-e181.</w:t>
+          <w:lang w:val="en-US"/>
+        </w:rPr>
+        <w:t>Honarmand K, Sirimaturos M, Hirshberg EL, Bircher NG, Agus MSD, Carpenter DL, et al. Society of Critical Care Medicine Guidelines on Glycemic Control for Critically Ill Children and Adults 2024. Crit Care Med. 2024 1; 52:e161-e181.</w:t>
       </w:r>
     </w:p>
     <w:sectPr>
@@ -4567,7 +4319,6 @@
             <w:left w:val="single" w:sz="4" w:space="0" w:color="000000"/>
             <w:right w:val="single" w:sz="4" w:space="0" w:color="000000"/>
           </w:tcBorders>
-          <w:shd w:val="clear" w:color="auto" w:fill="auto"/>
         </w:tcPr>
         <w:p>
           <w:pPr>
@@ -4622,13 +4373,23 @@
               <w:szCs w:val="20"/>
             </w:rPr>
           </w:pPr>
+          <w:proofErr w:type="spellStart"/>
           <w:r>
             <w:rPr>
               <w:color w:val="000000"/>
               <w:sz w:val="20"/>
               <w:szCs w:val="20"/>
             </w:rPr>
-            <w:t xml:space="preserve">Chuchuy Silvina </w:t>
+            <w:t>Chuchuy</w:t>
+          </w:r>
+          <w:proofErr w:type="spellEnd"/>
+          <w:r>
+            <w:rPr>
+              <w:color w:val="000000"/>
+              <w:sz w:val="20"/>
+              <w:szCs w:val="20"/>
+            </w:rPr>
+            <w:t xml:space="preserve"> Silvina </w:t>
           </w:r>
         </w:p>
         <w:p>
@@ -4645,13 +4406,23 @@
               <w:szCs w:val="20"/>
             </w:rPr>
           </w:pPr>
+          <w:proofErr w:type="spellStart"/>
           <w:r>
             <w:rPr>
               <w:color w:val="000000"/>
               <w:sz w:val="20"/>
               <w:szCs w:val="20"/>
             </w:rPr>
-            <w:t>Veronica Botero</w:t>
+            <w:t>Veronica</w:t>
+          </w:r>
+          <w:proofErr w:type="spellEnd"/>
+          <w:r>
+            <w:rPr>
+              <w:color w:val="000000"/>
+              <w:sz w:val="20"/>
+              <w:szCs w:val="20"/>
+            </w:rPr>
+            <w:t xml:space="preserve"> Botero</w:t>
           </w:r>
           <w:r>
             <w:rPr>
@@ -4758,7 +4529,6 @@
             <w:left w:val="single" w:sz="4" w:space="0" w:color="000000"/>
             <w:right w:val="single" w:sz="4" w:space="0" w:color="000000"/>
           </w:tcBorders>
-          <w:shd w:val="clear" w:color="auto" w:fill="auto"/>
         </w:tcPr>
         <w:p>
           <w:pPr>
@@ -4893,7 +4663,6 @@
             <w:left w:val="single" w:sz="4" w:space="0" w:color="000000"/>
             <w:right w:val="single" w:sz="4" w:space="0" w:color="000000"/>
           </w:tcBorders>
-          <w:shd w:val="clear" w:color="auto" w:fill="auto"/>
         </w:tcPr>
         <w:p>
           <w:pPr>
@@ -5071,7 +4840,6 @@
             <w:left w:val="single" w:sz="4" w:space="0" w:color="000000"/>
             <w:right w:val="single" w:sz="4" w:space="0" w:color="000000"/>
           </w:tcBorders>
-          <w:shd w:val="clear" w:color="auto" w:fill="auto"/>
         </w:tcPr>
         <w:p>
           <w:pPr>
@@ -5148,7 +4916,6 @@
             <w:left w:val="single" w:sz="4" w:space="0" w:color="000000"/>
             <w:right w:val="single" w:sz="4" w:space="0" w:color="000000"/>
           </w:tcBorders>
-          <w:shd w:val="clear" w:color="auto" w:fill="auto"/>
         </w:tcPr>
         <w:p>
           <w:pPr>
@@ -5224,7 +4991,6 @@
             <w:left w:val="single" w:sz="4" w:space="0" w:color="000000"/>
             <w:right w:val="single" w:sz="4" w:space="0" w:color="000000"/>
           </w:tcBorders>
-          <w:shd w:val="clear" w:color="auto" w:fill="auto"/>
         </w:tcPr>
         <w:p>
           <w:pPr>
@@ -5256,7 +5022,6 @@
             <w:left w:val="single" w:sz="4" w:space="0" w:color="000000"/>
             <w:right w:val="single" w:sz="4" w:space="0" w:color="000000"/>
           </w:tcBorders>
-          <w:shd w:val="clear" w:color="auto" w:fill="auto"/>
         </w:tcPr>
         <w:p>
           <w:pPr>
@@ -5294,7 +5059,6 @@
             <w:left w:val="single" w:sz="4" w:space="0" w:color="000000"/>
             <w:right w:val="single" w:sz="4" w:space="0" w:color="000000"/>
           </w:tcBorders>
-          <w:shd w:val="clear" w:color="auto" w:fill="auto"/>
         </w:tcPr>
         <w:p>
           <w:pPr>
@@ -5320,7 +5084,6 @@
             <w:left w:val="single" w:sz="4" w:space="0" w:color="000000"/>
             <w:right w:val="single" w:sz="4" w:space="0" w:color="000000"/>
           </w:tcBorders>
-          <w:shd w:val="clear" w:color="auto" w:fill="auto"/>
         </w:tcPr>
         <w:p>
           <w:pPr>
@@ -5345,7 +5108,6 @@
             <w:left w:val="single" w:sz="4" w:space="0" w:color="000000"/>
             <w:right w:val="single" w:sz="4" w:space="0" w:color="000000"/>
           </w:tcBorders>
-          <w:shd w:val="clear" w:color="auto" w:fill="auto"/>
         </w:tcPr>
         <w:p>
           <w:pPr>
@@ -5397,7 +5159,6 @@
             <w:left w:val="single" w:sz="4" w:space="0" w:color="000000"/>
             <w:right w:val="single" w:sz="4" w:space="0" w:color="000000"/>
           </w:tcBorders>
-          <w:shd w:val="clear" w:color="auto" w:fill="auto"/>
         </w:tcPr>
         <w:p>
           <w:pPr>
@@ -5431,7 +5192,6 @@
             <w:left w:val="single" w:sz="4" w:space="0" w:color="000000"/>
             <w:right w:val="single" w:sz="4" w:space="0" w:color="000000"/>
           </w:tcBorders>
-          <w:shd w:val="clear" w:color="auto" w:fill="auto"/>
         </w:tcPr>
         <w:p>
           <w:pPr>
@@ -5457,7 +5217,6 @@
             <w:left w:val="single" w:sz="4" w:space="0" w:color="000000"/>
             <w:right w:val="single" w:sz="4" w:space="0" w:color="000000"/>
           </w:tcBorders>
-          <w:shd w:val="clear" w:color="auto" w:fill="auto"/>
         </w:tcPr>
         <w:p>
           <w:pPr>
@@ -5482,7 +5241,6 @@
             <w:left w:val="single" w:sz="4" w:space="0" w:color="000000"/>
             <w:right w:val="single" w:sz="4" w:space="0" w:color="000000"/>
           </w:tcBorders>
-          <w:shd w:val="clear" w:color="auto" w:fill="auto"/>
         </w:tcPr>
         <w:p>
           <w:pPr>
@@ -5523,7 +5281,6 @@
             <w:left w:val="single" w:sz="4" w:space="0" w:color="000000"/>
             <w:right w:val="single" w:sz="4" w:space="0" w:color="000000"/>
           </w:tcBorders>
-          <w:shd w:val="clear" w:color="auto" w:fill="auto"/>
         </w:tcPr>
         <w:p>
           <w:pPr>
@@ -5559,7 +5316,6 @@
             <w:left w:val="single" w:sz="4" w:space="0" w:color="000000"/>
             <w:right w:val="single" w:sz="4" w:space="0" w:color="000000"/>
           </w:tcBorders>
-          <w:shd w:val="clear" w:color="auto" w:fill="auto"/>
         </w:tcPr>
         <w:p>
           <w:pPr>
@@ -5584,7 +5340,6 @@
             <w:left w:val="single" w:sz="4" w:space="0" w:color="000000"/>
             <w:right w:val="single" w:sz="4" w:space="0" w:color="000000"/>
           </w:tcBorders>
-          <w:shd w:val="clear" w:color="auto" w:fill="auto"/>
         </w:tcPr>
         <w:p>
           <w:pPr>
@@ -5680,7 +5435,6 @@
             <w:left w:val="single" w:sz="4" w:space="0" w:color="000000"/>
             <w:right w:val="single" w:sz="4" w:space="0" w:color="000000"/>
           </w:tcBorders>
-          <w:shd w:val="clear" w:color="auto" w:fill="auto"/>
         </w:tcPr>
         <w:p>
           <w:pPr>
@@ -5712,7 +5466,6 @@
             <w:left w:val="single" w:sz="4" w:space="0" w:color="000000"/>
             <w:right w:val="single" w:sz="4" w:space="0" w:color="000000"/>
           </w:tcBorders>
-          <w:shd w:val="clear" w:color="auto" w:fill="auto"/>
         </w:tcPr>
         <w:p>
           <w:pPr>
@@ -9835,7 +9588,7 @@
     <w:name w:val="Normal"/>
     <w:qFormat/>
   </w:style>
-  <w:style w:type="paragraph" w:styleId="Ttulo1">
+  <w:style w:type="paragraph" w:styleId="Heading1">
     <w:name w:val="heading 1"/>
     <w:basedOn w:val="Normal"/>
     <w:next w:val="Normal"/>
@@ -9853,7 +9606,7 @@
       <w:szCs w:val="48"/>
     </w:rPr>
   </w:style>
-  <w:style w:type="paragraph" w:styleId="Ttulo2">
+  <w:style w:type="paragraph" w:styleId="Heading2">
     <w:name w:val="heading 2"/>
     <w:basedOn w:val="Normal"/>
     <w:next w:val="Normal"/>
@@ -9873,7 +9626,7 @@
       <w:szCs w:val="36"/>
     </w:rPr>
   </w:style>
-  <w:style w:type="paragraph" w:styleId="Ttulo3">
+  <w:style w:type="paragraph" w:styleId="Heading3">
     <w:name w:val="heading 3"/>
     <w:basedOn w:val="Normal"/>
     <w:next w:val="Normal"/>
@@ -9893,7 +9646,7 @@
       <w:szCs w:val="28"/>
     </w:rPr>
   </w:style>
-  <w:style w:type="paragraph" w:styleId="Ttulo4">
+  <w:style w:type="paragraph" w:styleId="Heading4">
     <w:name w:val="heading 4"/>
     <w:basedOn w:val="Normal"/>
     <w:next w:val="Normal"/>
@@ -9913,7 +9666,7 @@
       <w:szCs w:val="24"/>
     </w:rPr>
   </w:style>
-  <w:style w:type="paragraph" w:styleId="Ttulo5">
+  <w:style w:type="paragraph" w:styleId="Heading5">
     <w:name w:val="heading 5"/>
     <w:basedOn w:val="Normal"/>
     <w:next w:val="Normal"/>
@@ -9931,7 +9684,7 @@
       <w:b/>
     </w:rPr>
   </w:style>
-  <w:style w:type="paragraph" w:styleId="Ttulo6">
+  <w:style w:type="paragraph" w:styleId="Heading6">
     <w:name w:val="heading 6"/>
     <w:basedOn w:val="Normal"/>
     <w:next w:val="Normal"/>
@@ -9951,13 +9704,13 @@
       <w:szCs w:val="20"/>
     </w:rPr>
   </w:style>
-  <w:style w:type="character" w:default="1" w:styleId="Fuentedeprrafopredeter">
+  <w:style w:type="character" w:default="1" w:styleId="DefaultParagraphFont">
     <w:name w:val="Default Paragraph Font"/>
     <w:uiPriority w:val="1"/>
     <w:semiHidden/>
     <w:unhideWhenUsed/>
   </w:style>
-  <w:style w:type="table" w:default="1" w:styleId="Tablanormal">
+  <w:style w:type="table" w:default="1" w:styleId="TableNormal">
     <w:name w:val="Normal Table"/>
     <w:uiPriority w:val="99"/>
     <w:semiHidden/>
@@ -9972,14 +9725,14 @@
       </w:tblCellMar>
     </w:tblPr>
   </w:style>
-  <w:style w:type="numbering" w:default="1" w:styleId="Sinlista">
+  <w:style w:type="numbering" w:default="1" w:styleId="NoList">
     <w:name w:val="No List"/>
     <w:uiPriority w:val="99"/>
     <w:semiHidden/>
     <w:unhideWhenUsed/>
   </w:style>
-  <w:style w:type="table" w:customStyle="1" w:styleId="TableNormal">
-    <w:name w:val="Table Normal"/>
+  <w:style w:type="table" w:customStyle="1" w:styleId="TableNormal1">
+    <w:name w:val="Table Normal1"/>
     <w:tblPr>
       <w:tblCellMar>
         <w:top w:w="0" w:type="dxa"/>
@@ -9989,7 +9742,7 @@
       </w:tblCellMar>
     </w:tblPr>
   </w:style>
-  <w:style w:type="paragraph" w:styleId="Ttulo">
+  <w:style w:type="paragraph" w:styleId="Title">
     <w:name w:val="Title"/>
     <w:basedOn w:val="Normal"/>
     <w:next w:val="Normal"/>
@@ -10006,8 +9759,8 @@
       <w:szCs w:val="72"/>
     </w:rPr>
   </w:style>
-  <w:style w:type="table" w:customStyle="1" w:styleId="TableNormal0">
-    <w:name w:val="Table Normal"/>
+  <w:style w:type="table" w:customStyle="1" w:styleId="TableNormal2">
+    <w:name w:val="Table Normal2"/>
     <w:tblPr>
       <w:tblCellMar>
         <w:top w:w="0" w:type="dxa"/>
@@ -10017,8 +9770,8 @@
       </w:tblCellMar>
     </w:tblPr>
   </w:style>
-  <w:style w:type="table" w:customStyle="1" w:styleId="TableNormal1">
-    <w:name w:val="Table Normal"/>
+  <w:style w:type="table" w:customStyle="1" w:styleId="TableNormal3">
+    <w:name w:val="Table Normal3"/>
     <w:tblPr>
       <w:tblCellMar>
         <w:top w:w="0" w:type="dxa"/>
@@ -10028,7 +9781,7 @@
       </w:tblCellMar>
     </w:tblPr>
   </w:style>
-  <w:style w:type="paragraph" w:styleId="Subttulo">
+  <w:style w:type="paragraph" w:styleId="Subtitle">
     <w:name w:val="Subtitle"/>
     <w:basedOn w:val="Normal"/>
     <w:next w:val="Normal"/>
@@ -10048,23 +9801,23 @@
     </w:rPr>
   </w:style>
   <w:style w:type="table" w:customStyle="1" w:styleId="a">
-    <w:basedOn w:val="TableNormal1"/>
+    <w:basedOn w:val="TableNormal3"/>
     <w:tblPr>
       <w:tblStyleRowBandSize w:val="1"/>
       <w:tblStyleColBandSize w:val="1"/>
     </w:tblPr>
   </w:style>
   <w:style w:type="table" w:customStyle="1" w:styleId="a0">
-    <w:basedOn w:val="TableNormal1"/>
+    <w:basedOn w:val="TableNormal3"/>
     <w:tblPr>
       <w:tblStyleRowBandSize w:val="1"/>
       <w:tblStyleColBandSize w:val="1"/>
     </w:tblPr>
   </w:style>
-  <w:style w:type="paragraph" w:styleId="Encabezado">
+  <w:style w:type="paragraph" w:styleId="Header">
     <w:name w:val="header"/>
     <w:basedOn w:val="Normal"/>
-    <w:link w:val="EncabezadoCar"/>
+    <w:link w:val="HeaderChar"/>
     <w:uiPriority w:val="99"/>
     <w:unhideWhenUsed/>
     <w:rsid w:val="00D66C11"/>
@@ -10075,17 +9828,17 @@
       </w:tabs>
     </w:pPr>
   </w:style>
-  <w:style w:type="character" w:customStyle="1" w:styleId="EncabezadoCar">
-    <w:name w:val="Encabezado Car"/>
-    <w:basedOn w:val="Fuentedeprrafopredeter"/>
-    <w:link w:val="Encabezado"/>
+  <w:style w:type="character" w:customStyle="1" w:styleId="HeaderChar">
+    <w:name w:val="Header Char"/>
+    <w:basedOn w:val="DefaultParagraphFont"/>
+    <w:link w:val="Header"/>
     <w:uiPriority w:val="99"/>
     <w:rsid w:val="00D66C11"/>
   </w:style>
-  <w:style w:type="paragraph" w:styleId="Piedepgina">
+  <w:style w:type="paragraph" w:styleId="Footer">
     <w:name w:val="footer"/>
     <w:basedOn w:val="Normal"/>
-    <w:link w:val="PiedepginaCar"/>
+    <w:link w:val="FooterChar"/>
     <w:uiPriority w:val="99"/>
     <w:unhideWhenUsed/>
     <w:rsid w:val="00D66C11"/>
@@ -10096,14 +9849,14 @@
       </w:tabs>
     </w:pPr>
   </w:style>
-  <w:style w:type="character" w:customStyle="1" w:styleId="PiedepginaCar">
-    <w:name w:val="Pie de página Car"/>
-    <w:basedOn w:val="Fuentedeprrafopredeter"/>
-    <w:link w:val="Piedepgina"/>
+  <w:style w:type="character" w:customStyle="1" w:styleId="FooterChar">
+    <w:name w:val="Footer Char"/>
+    <w:basedOn w:val="DefaultParagraphFont"/>
+    <w:link w:val="Footer"/>
     <w:uiPriority w:val="99"/>
     <w:rsid w:val="00D66C11"/>
   </w:style>
-  <w:style w:type="paragraph" w:styleId="Prrafodelista">
+  <w:style w:type="paragraph" w:styleId="ListParagraph">
     <w:name w:val="List Paragraph"/>
     <w:basedOn w:val="Normal"/>
     <w:uiPriority w:val="34"/>
@@ -10114,9 +9867,9 @@
       <w:contextualSpacing/>
     </w:pPr>
   </w:style>
-  <w:style w:type="character" w:styleId="Refdecomentario">
+  <w:style w:type="character" w:styleId="CommentReference">
     <w:name w:val="annotation reference"/>
-    <w:basedOn w:val="Fuentedeprrafopredeter"/>
+    <w:basedOn w:val="DefaultParagraphFont"/>
     <w:uiPriority w:val="99"/>
     <w:semiHidden/>
     <w:unhideWhenUsed/>
@@ -10126,10 +9879,10 @@
       <w:szCs w:val="16"/>
     </w:rPr>
   </w:style>
-  <w:style w:type="paragraph" w:styleId="Textocomentario">
+  <w:style w:type="paragraph" w:styleId="CommentText">
     <w:name w:val="annotation text"/>
     <w:basedOn w:val="Normal"/>
-    <w:link w:val="TextocomentarioCar"/>
+    <w:link w:val="CommentTextChar"/>
     <w:uiPriority w:val="99"/>
     <w:semiHidden/>
     <w:unhideWhenUsed/>
@@ -10139,10 +9892,10 @@
       <w:szCs w:val="20"/>
     </w:rPr>
   </w:style>
-  <w:style w:type="character" w:customStyle="1" w:styleId="TextocomentarioCar">
-    <w:name w:val="Texto comentario Car"/>
-    <w:basedOn w:val="Fuentedeprrafopredeter"/>
-    <w:link w:val="Textocomentario"/>
+  <w:style w:type="character" w:customStyle="1" w:styleId="CommentTextChar">
+    <w:name w:val="Comment Text Char"/>
+    <w:basedOn w:val="DefaultParagraphFont"/>
+    <w:link w:val="CommentText"/>
     <w:uiPriority w:val="99"/>
     <w:semiHidden/>
     <w:rsid w:val="00A1050C"/>
@@ -10151,11 +9904,11 @@
       <w:szCs w:val="20"/>
     </w:rPr>
   </w:style>
-  <w:style w:type="paragraph" w:styleId="Asuntodelcomentario">
+  <w:style w:type="paragraph" w:styleId="CommentSubject">
     <w:name w:val="annotation subject"/>
-    <w:basedOn w:val="Textocomentario"/>
-    <w:next w:val="Textocomentario"/>
-    <w:link w:val="AsuntodelcomentarioCar"/>
+    <w:basedOn w:val="CommentText"/>
+    <w:next w:val="CommentText"/>
+    <w:link w:val="CommentSubjectChar"/>
     <w:uiPriority w:val="99"/>
     <w:semiHidden/>
     <w:unhideWhenUsed/>
@@ -10165,10 +9918,10 @@
       <w:bCs/>
     </w:rPr>
   </w:style>
-  <w:style w:type="character" w:customStyle="1" w:styleId="AsuntodelcomentarioCar">
-    <w:name w:val="Asunto del comentario Car"/>
-    <w:basedOn w:val="TextocomentarioCar"/>
-    <w:link w:val="Asuntodelcomentario"/>
+  <w:style w:type="character" w:customStyle="1" w:styleId="CommentSubjectChar">
+    <w:name w:val="Comment Subject Char"/>
+    <w:basedOn w:val="CommentTextChar"/>
+    <w:link w:val="CommentSubject"/>
     <w:uiPriority w:val="99"/>
     <w:semiHidden/>
     <w:rsid w:val="00A1050C"/>
@@ -10179,9 +9932,9 @@
       <w:szCs w:val="20"/>
     </w:rPr>
   </w:style>
-  <w:style w:type="table" w:styleId="Tablaconcuadrcula">
+  <w:style w:type="table" w:styleId="TableGrid">
     <w:name w:val="Table Grid"/>
-    <w:basedOn w:val="Tablanormal"/>
+    <w:basedOn w:val="TableNormal"/>
     <w:uiPriority w:val="59"/>
     <w:rsid w:val="00C73E50"/>
     <w:tblPr>
@@ -10196,7 +9949,7 @@
     </w:tblPr>
   </w:style>
   <w:style w:type="table" w:customStyle="1" w:styleId="a1">
-    <w:basedOn w:val="TableNormal1"/>
+    <w:basedOn w:val="TableNormal3"/>
     <w:tblPr>
       <w:tblStyleRowBandSize w:val="1"/>
       <w:tblStyleColBandSize w:val="1"/>
@@ -10207,7 +9960,7 @@
     </w:tblPr>
   </w:style>
   <w:style w:type="table" w:customStyle="1" w:styleId="a2">
-    <w:basedOn w:val="TableNormal1"/>
+    <w:basedOn w:val="TableNormal3"/>
     <w:tblPr>
       <w:tblStyleRowBandSize w:val="1"/>
       <w:tblStyleColBandSize w:val="1"/>
@@ -10218,21 +9971,21 @@
     </w:tblPr>
   </w:style>
   <w:style w:type="table" w:customStyle="1" w:styleId="a3">
-    <w:basedOn w:val="TableNormal1"/>
+    <w:basedOn w:val="TableNormal3"/>
     <w:tblPr>
       <w:tblStyleRowBandSize w:val="1"/>
       <w:tblStyleColBandSize w:val="1"/>
     </w:tblPr>
   </w:style>
   <w:style w:type="table" w:customStyle="1" w:styleId="a4">
-    <w:basedOn w:val="TableNormal1"/>
+    <w:basedOn w:val="TableNormal3"/>
     <w:tblPr>
       <w:tblStyleRowBandSize w:val="1"/>
       <w:tblStyleColBandSize w:val="1"/>
     </w:tblPr>
   </w:style>
   <w:style w:type="table" w:customStyle="1" w:styleId="a5">
-    <w:basedOn w:val="TableNormal0"/>
+    <w:basedOn w:val="TableNormal2"/>
     <w:tblPr>
       <w:tblStyleRowBandSize w:val="1"/>
       <w:tblStyleColBandSize w:val="1"/>
@@ -10245,7 +9998,7 @@
     </w:tblPr>
   </w:style>
   <w:style w:type="table" w:customStyle="1" w:styleId="a6">
-    <w:basedOn w:val="TableNormal0"/>
+    <w:basedOn w:val="TableNormal2"/>
     <w:tblPr>
       <w:tblStyleRowBandSize w:val="1"/>
       <w:tblStyleColBandSize w:val="1"/>
@@ -10258,7 +10011,7 @@
     </w:tblPr>
   </w:style>
   <w:style w:type="table" w:customStyle="1" w:styleId="a7">
-    <w:basedOn w:val="TableNormal0"/>
+    <w:basedOn w:val="TableNormal2"/>
     <w:tblPr>
       <w:tblStyleRowBandSize w:val="1"/>
       <w:tblStyleColBandSize w:val="1"/>
@@ -10269,7 +10022,7 @@
     </w:tblPr>
   </w:style>
   <w:style w:type="table" w:customStyle="1" w:styleId="a8">
-    <w:basedOn w:val="TableNormal0"/>
+    <w:basedOn w:val="TableNormal2"/>
     <w:tblPr>
       <w:tblStyleRowBandSize w:val="1"/>
       <w:tblStyleColBandSize w:val="1"/>
@@ -10295,9 +10048,9 @@
       <w:lang w:val="es-AR"/>
     </w:rPr>
   </w:style>
-  <w:style w:type="character" w:styleId="Hipervnculo">
+  <w:style w:type="character" w:styleId="Hyperlink">
     <w:name w:val="Hyperlink"/>
-    <w:basedOn w:val="Fuentedeprrafopredeter"/>
+    <w:basedOn w:val="DefaultParagraphFont"/>
     <w:uiPriority w:val="99"/>
     <w:semiHidden/>
     <w:unhideWhenUsed/>
